--- a/BarangayVillaMTejeroSystem/Templates/CertificateOfResidency.docx
+++ b/BarangayVillaMTejeroSystem/Templates/CertificateOfResidency.docx
@@ -841,6 +841,26 @@
           <w:sz w:val="24"/>
           <w:szCs w:val="24"/>
         </w:rPr>
+        <w:t xml:space="preserve">Paid Under O.R. NO.: [ORNO]</w:t>
+      </w:r>
+    </w:p>
+    <w:p>
+      <w:pPr>
+        <w:spacing w:after="0"/>
+        <w:rPr>
+          <w:rFonts w:ascii="Times New Roman" w:hAnsi="Times New Roman" w:cs="Times New Roman"/>
+          <w:b/>
+          <w:sz w:val="24"/>
+          <w:szCs w:val="24"/>
+        </w:rPr>
+      </w:pPr>
+      <w:r>
+        <w:rPr>
+          <w:rFonts w:ascii="Times New Roman" w:hAnsi="Times New Roman" w:cs="Times New Roman"/>
+          <w:b/>
+          <w:sz w:val="24"/>
+          <w:szCs w:val="24"/>
+        </w:rPr>
         <w:t xml:space="preserve">Issued at VMT, LILOY, ZN</w:t>
         <w:tab/>
       </w:r>
@@ -898,7 +918,6 @@
         </w:rPr>
       </w:pPr>
     </w:p>
-    <w:p/>
     <w:p/>
     <w:sectPr>
       <w:pgSz w:w="12240" w:h="15840"/>
